--- a/DAA ASSIGNMENT NO 3.docx
+++ b/DAA ASSIGNMENT NO 3.docx
@@ -2281,7 +2281,25 @@
           <w:sz w:val="24"/>
           <w:szCs w:val="24"/>
         </w:rPr>
-        <w:t>There is a row of n security switches protecting a military installation entrance. The switches can be manipulated as follows:</w:t>
+        <w:t xml:space="preserve">There is a row </w:t>
+      </w:r>
+      <w:proofErr w:type="gramStart"/>
+      <w:r>
+        <w:rPr>
+          <w:rFonts w:ascii="Times New Roman" w:hAnsi="Times New Roman" w:cs="Times New Roman"/>
+          <w:sz w:val="24"/>
+          <w:szCs w:val="24"/>
+        </w:rPr>
+        <w:t>of n</w:t>
+      </w:r>
+      <w:proofErr w:type="gramEnd"/>
+      <w:r>
+        <w:rPr>
+          <w:rFonts w:ascii="Times New Roman" w:hAnsi="Times New Roman" w:cs="Times New Roman"/>
+          <w:sz w:val="24"/>
+          <w:szCs w:val="24"/>
+        </w:rPr>
+        <w:t xml:space="preserve"> security switches protecting a military installation entrance. The switches can be manipulated as follows:</w:t>
       </w:r>
     </w:p>
     <w:p>
@@ -2414,7 +2432,25 @@
           <w:sz w:val="24"/>
           <w:szCs w:val="24"/>
         </w:rPr>
-        <w:t>111...1  (n switches ON)</w:t>
+        <w:t>111...</w:t>
+      </w:r>
+      <w:proofErr w:type="gramStart"/>
+      <w:r>
+        <w:rPr>
+          <w:rFonts w:ascii="Times New Roman" w:hAnsi="Times New Roman" w:cs="Times New Roman"/>
+          <w:sz w:val="24"/>
+          <w:szCs w:val="24"/>
+        </w:rPr>
+        <w:t>1  (</w:t>
+      </w:r>
+      <w:proofErr w:type="gramEnd"/>
+      <w:r>
+        <w:rPr>
+          <w:rFonts w:ascii="Times New Roman" w:hAnsi="Times New Roman" w:cs="Times New Roman"/>
+          <w:sz w:val="24"/>
+          <w:szCs w:val="24"/>
+        </w:rPr>
+        <w:t>n switches ON)</w:t>
       </w:r>
     </w:p>
     <w:p>
@@ -2443,7 +2479,25 @@
           <w:sz w:val="24"/>
           <w:szCs w:val="24"/>
         </w:rPr>
-        <w:t>000...0  (all switches OFF)</w:t>
+        <w:t>000...</w:t>
+      </w:r>
+      <w:proofErr w:type="gramStart"/>
+      <w:r>
+        <w:rPr>
+          <w:rFonts w:ascii="Times New Roman" w:hAnsi="Times New Roman" w:cs="Times New Roman"/>
+          <w:sz w:val="24"/>
+          <w:szCs w:val="24"/>
+        </w:rPr>
+        <w:t>0  (</w:t>
+      </w:r>
+      <w:proofErr w:type="gramEnd"/>
+      <w:r>
+        <w:rPr>
+          <w:rFonts w:ascii="Times New Roman" w:hAnsi="Times New Roman" w:cs="Times New Roman"/>
+          <w:sz w:val="24"/>
+          <w:szCs w:val="24"/>
+        </w:rPr>
+        <w:t>all switches OFF)</w:t>
       </w:r>
     </w:p>
     <w:p>
@@ -2657,7 +2711,25 @@
           <w:sz w:val="24"/>
           <w:szCs w:val="24"/>
         </w:rPr>
-        <w:t xml:space="preserve">To explore all possible valid states in a systematic manner in order to guarantee an optimal solution. </w:t>
+        <w:t xml:space="preserve">To explore all possible valid states in a systematic manner </w:t>
+      </w:r>
+      <w:proofErr w:type="gramStart"/>
+      <w:r>
+        <w:rPr>
+          <w:rFonts w:ascii="Times New Roman" w:eastAsia="Times New Roman" w:hAnsi="Times New Roman" w:cs="Times New Roman"/>
+          <w:sz w:val="24"/>
+          <w:szCs w:val="24"/>
+        </w:rPr>
+        <w:t>in order to</w:t>
+      </w:r>
+      <w:proofErr w:type="gramEnd"/>
+      <w:r>
+        <w:rPr>
+          <w:rFonts w:ascii="Times New Roman" w:eastAsia="Times New Roman" w:hAnsi="Times New Roman" w:cs="Times New Roman"/>
+          <w:sz w:val="24"/>
+          <w:szCs w:val="24"/>
+        </w:rPr>
+        <w:t xml:space="preserve"> guarantee an optimal solution. </w:t>
       </w:r>
     </w:p>
     <w:p>
@@ -2965,47 +3037,17 @@
         <w:jc w:val="both"/>
         <w:rPr>
           <w:rFonts w:ascii="Times New Roman" w:hAnsi="Times New Roman" w:cs="Times New Roman"/>
-          <w:b/>
-          <w:bCs/>
-          <w:sz w:val="24"/>
-          <w:szCs w:val="24"/>
-        </w:rPr>
-      </w:pPr>
-      <w:r>
-        <w:rPr>
-          <w:rFonts w:ascii="Times New Roman" w:hAnsi="Times New Roman" w:cs="Times New Roman"/>
-          <w:sz w:val="24"/>
-          <w:szCs w:val="24"/>
-        </w:rPr>
-        <w:t xml:space="preserve">The brute force technique is applied by </w:t>
-      </w:r>
-      <w:r>
-        <w:rPr>
-          <w:rFonts w:ascii="Times New Roman" w:hAnsi="Times New Roman" w:cs="Times New Roman"/>
-          <w:b/>
-          <w:bCs/>
-          <w:sz w:val="24"/>
-          <w:szCs w:val="24"/>
-        </w:rPr>
-        <w:t>exploring all possible valid states</w:t>
-      </w:r>
-      <w:r>
-        <w:rPr>
-          <w:rFonts w:ascii="Times New Roman" w:hAnsi="Times New Roman" w:cs="Times New Roman"/>
-          <w:sz w:val="24"/>
-          <w:szCs w:val="24"/>
-        </w:rPr>
-        <w:t xml:space="preserve"> starting from the initial configuration 111...1 to reach the goal state 000...0. Breadth-First Search (BFS) is used to systematically explore the state space level by level, guaranteeing that the </w:t>
-      </w:r>
-      <w:r>
-        <w:rPr>
-          <w:rFonts w:ascii="Times New Roman" w:hAnsi="Times New Roman" w:cs="Times New Roman"/>
-          <w:b/>
-          <w:bCs/>
-          <w:sz w:val="24"/>
-          <w:szCs w:val="24"/>
-        </w:rPr>
-        <w:t>first time the goal state is reached corresponds to the minimum number of moves.</w:t>
+          <w:sz w:val="24"/>
+          <w:szCs w:val="24"/>
+        </w:rPr>
+      </w:pPr>
+      <w:r>
+        <w:rPr>
+          <w:rFonts w:ascii="Times New Roman" w:hAnsi="Times New Roman" w:cs="Times New Roman"/>
+          <w:sz w:val="24"/>
+          <w:szCs w:val="24"/>
+        </w:rPr>
+        <w:t>The brute force technique is applied by exploring all possible valid states starting from the initial configuration 111...1 to reach the goal state 000...0. Breadth-First Search (BFS) is used to systematically explore the state space level by level, guaranteeing that the first time the goal state is reached corresponds to the minimum number of moves.</w:t>
       </w:r>
     </w:p>
     <w:p>
@@ -3043,6 +3085,7 @@
         </w:rPr>
       </w:pPr>
       <w:proofErr w:type="spellStart"/>
+      <w:proofErr w:type="gramStart"/>
       <w:r>
         <w:rPr>
           <w:rFonts w:ascii="Times New Roman" w:hAnsi="Times New Roman" w:cs="Times New Roman"/>
@@ -3062,7 +3105,18 @@
           <w:sz w:val="24"/>
           <w:szCs w:val="24"/>
         </w:rPr>
-        <w:t xml:space="preserve">(state, </w:t>
+        <w:t>(</w:t>
+      </w:r>
+      <w:proofErr w:type="gramEnd"/>
+      <w:r>
+        <w:rPr>
+          <w:rFonts w:ascii="Times New Roman" w:hAnsi="Times New Roman" w:cs="Times New Roman"/>
+          <w:b/>
+          <w:bCs/>
+          <w:sz w:val="24"/>
+          <w:szCs w:val="24"/>
+        </w:rPr>
+        <w:t xml:space="preserve">state, </w:t>
       </w:r>
       <w:proofErr w:type="spellStart"/>
       <w:r>
@@ -3174,7 +3228,25 @@
           <w:sz w:val="24"/>
           <w:szCs w:val="24"/>
         </w:rPr>
-        <w:t>All other switches: valid only if state[i+1] = 1 AND state[i+2 ... n-1] are all 0</w:t>
+        <w:t xml:space="preserve">All other switches: valid only if state[i+1] = 1 AND </w:t>
+      </w:r>
+      <w:proofErr w:type="gramStart"/>
+      <w:r>
+        <w:rPr>
+          <w:rFonts w:ascii="Times New Roman" w:hAnsi="Times New Roman" w:cs="Times New Roman"/>
+          <w:sz w:val="24"/>
+          <w:szCs w:val="24"/>
+        </w:rPr>
+        <w:t>state[</w:t>
+      </w:r>
+      <w:proofErr w:type="gramEnd"/>
+      <w:r>
+        <w:rPr>
+          <w:rFonts w:ascii="Times New Roman" w:hAnsi="Times New Roman" w:cs="Times New Roman"/>
+          <w:sz w:val="24"/>
+          <w:szCs w:val="24"/>
+        </w:rPr>
+        <w:t>i+2 ... n-1] are all 0</w:t>
       </w:r>
     </w:p>
     <w:p>
@@ -3188,6 +3260,7 @@
         </w:rPr>
       </w:pPr>
       <w:proofErr w:type="spellStart"/>
+      <w:proofErr w:type="gramStart"/>
       <w:r>
         <w:rPr>
           <w:rFonts w:ascii="Times New Roman" w:hAnsi="Times New Roman" w:cs="Times New Roman"/>
@@ -3207,7 +3280,18 @@
           <w:sz w:val="24"/>
           <w:szCs w:val="24"/>
         </w:rPr>
-        <w:t xml:space="preserve">(state, </w:t>
+        <w:t>(</w:t>
+      </w:r>
+      <w:proofErr w:type="gramEnd"/>
+      <w:r>
+        <w:rPr>
+          <w:rFonts w:ascii="Times New Roman" w:hAnsi="Times New Roman" w:cs="Times New Roman"/>
+          <w:b/>
+          <w:bCs/>
+          <w:sz w:val="24"/>
+          <w:szCs w:val="24"/>
+        </w:rPr>
+        <w:t xml:space="preserve">state, </w:t>
       </w:r>
       <w:proofErr w:type="spellStart"/>
       <w:r>
@@ -3374,7 +3458,27 @@
           <w:sz w:val="19"/>
           <w:szCs w:val="19"/>
         </w:rPr>
-        <w:t>// Input:  n = number of switches</w:t>
+        <w:t>// Input</w:t>
+      </w:r>
+      <w:proofErr w:type="gramStart"/>
+      <w:r>
+        <w:rPr>
+          <w:rFonts w:ascii="Times New Roman" w:eastAsia="Courier New" w:hAnsi="Times New Roman" w:cs="Times New Roman"/>
+          <w:color w:val="1A1A2E"/>
+          <w:sz w:val="19"/>
+          <w:szCs w:val="19"/>
+        </w:rPr>
+        <w:t>:  n</w:t>
+      </w:r>
+      <w:proofErr w:type="gramEnd"/>
+      <w:r>
+        <w:rPr>
+          <w:rFonts w:ascii="Times New Roman" w:eastAsia="Courier New" w:hAnsi="Times New Roman" w:cs="Times New Roman"/>
+          <w:color w:val="1A1A2E"/>
+          <w:sz w:val="19"/>
+          <w:szCs w:val="19"/>
+        </w:rPr>
+        <w:t xml:space="preserve"> = number of switches</w:t>
       </w:r>
     </w:p>
     <w:p>
@@ -3650,6 +3754,7 @@
           <w:rFonts w:ascii="Times New Roman" w:hAnsi="Times New Roman" w:cs="Times New Roman"/>
         </w:rPr>
       </w:pPr>
+      <w:proofErr w:type="gramStart"/>
       <w:r>
         <w:rPr>
           <w:rFonts w:ascii="Times New Roman" w:eastAsia="Courier New" w:hAnsi="Times New Roman" w:cs="Times New Roman"/>
@@ -3657,9 +3762,9 @@
           <w:sz w:val="19"/>
           <w:szCs w:val="19"/>
         </w:rPr>
-        <w:t>Enqueue(queue, (</w:t>
-      </w:r>
-      <w:proofErr w:type="spellStart"/>
+        <w:t>Enqueue(</w:t>
+      </w:r>
+      <w:proofErr w:type="gramEnd"/>
       <w:r>
         <w:rPr>
           <w:rFonts w:ascii="Times New Roman" w:eastAsia="Courier New" w:hAnsi="Times New Roman" w:cs="Times New Roman"/>
@@ -3667,9 +3772,9 @@
           <w:sz w:val="19"/>
           <w:szCs w:val="19"/>
         </w:rPr>
-        <w:t>initial_state</w:t>
-      </w:r>
-      <w:proofErr w:type="spellEnd"/>
+        <w:t>queue, (</w:t>
+      </w:r>
+      <w:proofErr w:type="spellStart"/>
       <w:r>
         <w:rPr>
           <w:rFonts w:ascii="Times New Roman" w:eastAsia="Courier New" w:hAnsi="Times New Roman" w:cs="Times New Roman"/>
@@ -3677,7 +3782,37 @@
           <w:sz w:val="19"/>
           <w:szCs w:val="19"/>
         </w:rPr>
-        <w:t xml:space="preserve">, 0))        // (state, </w:t>
+        <w:t>initial_state</w:t>
+      </w:r>
+      <w:proofErr w:type="spellEnd"/>
+      <w:r>
+        <w:rPr>
+          <w:rFonts w:ascii="Times New Roman" w:eastAsia="Courier New" w:hAnsi="Times New Roman" w:cs="Times New Roman"/>
+          <w:color w:val="1A1A2E"/>
+          <w:sz w:val="19"/>
+          <w:szCs w:val="19"/>
+        </w:rPr>
+        <w:t>, 0</w:t>
+      </w:r>
+      <w:proofErr w:type="gramStart"/>
+      <w:r>
+        <w:rPr>
+          <w:rFonts w:ascii="Times New Roman" w:eastAsia="Courier New" w:hAnsi="Times New Roman" w:cs="Times New Roman"/>
+          <w:color w:val="1A1A2E"/>
+          <w:sz w:val="19"/>
+          <w:szCs w:val="19"/>
+        </w:rPr>
+        <w:t xml:space="preserve">))   </w:t>
+      </w:r>
+      <w:proofErr w:type="gramEnd"/>
+      <w:r>
+        <w:rPr>
+          <w:rFonts w:ascii="Times New Roman" w:eastAsia="Courier New" w:hAnsi="Times New Roman" w:cs="Times New Roman"/>
+          <w:color w:val="1A1A2E"/>
+          <w:sz w:val="19"/>
+          <w:szCs w:val="19"/>
+        </w:rPr>
+        <w:t xml:space="preserve">     // (state, </w:t>
       </w:r>
       <w:proofErr w:type="spellStart"/>
       <w:r>
@@ -3864,6 +3999,7 @@
         <w:t xml:space="preserve">if </w:t>
       </w:r>
       <w:proofErr w:type="spellStart"/>
+      <w:proofErr w:type="gramStart"/>
       <w:r>
         <w:rPr>
           <w:rFonts w:ascii="Times New Roman" w:eastAsia="Courier New" w:hAnsi="Times New Roman" w:cs="Times New Roman"/>
@@ -3884,6 +4020,7 @@
         <w:t>(</w:t>
       </w:r>
       <w:proofErr w:type="spellStart"/>
+      <w:proofErr w:type="gramEnd"/>
       <w:r>
         <w:rPr>
           <w:rFonts w:ascii="Times New Roman" w:eastAsia="Courier New" w:hAnsi="Times New Roman" w:cs="Times New Roman"/>
@@ -3985,6 +4122,7 @@
         <w:t xml:space="preserve"> ← </w:t>
       </w:r>
       <w:proofErr w:type="spellStart"/>
+      <w:proofErr w:type="gramStart"/>
       <w:r>
         <w:rPr>
           <w:rFonts w:ascii="Times New Roman" w:eastAsia="Courier New" w:hAnsi="Times New Roman" w:cs="Times New Roman"/>
@@ -4005,6 +4143,7 @@
         <w:t>(</w:t>
       </w:r>
       <w:proofErr w:type="spellStart"/>
+      <w:proofErr w:type="gramEnd"/>
       <w:r>
         <w:rPr>
           <w:rFonts w:ascii="Times New Roman" w:eastAsia="Courier New" w:hAnsi="Times New Roman" w:cs="Times New Roman"/>
@@ -4309,7 +4448,27 @@
           <w:sz w:val="19"/>
           <w:szCs w:val="19"/>
         </w:rPr>
-        <w:t xml:space="preserve">                Enqueue(queue, (</w:t>
+        <w:t xml:space="preserve">                </w:t>
+      </w:r>
+      <w:proofErr w:type="gramStart"/>
+      <w:r>
+        <w:rPr>
+          <w:rFonts w:ascii="Times New Roman" w:eastAsia="Courier New" w:hAnsi="Times New Roman" w:cs="Times New Roman"/>
+          <w:color w:val="1A1A2E"/>
+          <w:sz w:val="19"/>
+          <w:szCs w:val="19"/>
+        </w:rPr>
+        <w:t>Enqueue(</w:t>
+      </w:r>
+      <w:proofErr w:type="gramEnd"/>
+      <w:r>
+        <w:rPr>
+          <w:rFonts w:ascii="Times New Roman" w:eastAsia="Courier New" w:hAnsi="Times New Roman" w:cs="Times New Roman"/>
+          <w:color w:val="1A1A2E"/>
+          <w:sz w:val="19"/>
+          <w:szCs w:val="19"/>
+        </w:rPr>
+        <w:t>queue, (</w:t>
       </w:r>
       <w:proofErr w:type="spellStart"/>
       <w:r>
@@ -4429,6 +4588,7 @@
         <w:t xml:space="preserve">Function </w:t>
       </w:r>
       <w:proofErr w:type="spellStart"/>
+      <w:proofErr w:type="gramStart"/>
       <w:r>
         <w:rPr>
           <w:rFonts w:ascii="Times New Roman" w:eastAsia="Courier New" w:hAnsi="Times New Roman" w:cs="Times New Roman"/>
@@ -4446,7 +4606,17 @@
           <w:sz w:val="19"/>
           <w:szCs w:val="19"/>
         </w:rPr>
-        <w:t xml:space="preserve">(state, </w:t>
+        <w:t>(</w:t>
+      </w:r>
+      <w:proofErr w:type="gramEnd"/>
+      <w:r>
+        <w:rPr>
+          <w:rFonts w:ascii="Times New Roman" w:eastAsia="Courier New" w:hAnsi="Times New Roman" w:cs="Times New Roman"/>
+          <w:color w:val="1A1A2E"/>
+          <w:sz w:val="19"/>
+          <w:szCs w:val="19"/>
+        </w:rPr>
+        <w:t xml:space="preserve">state, </w:t>
       </w:r>
       <w:proofErr w:type="spellStart"/>
       <w:r>
@@ -4817,6 +4987,7 @@
         <w:t xml:space="preserve">Function </w:t>
       </w:r>
       <w:proofErr w:type="spellStart"/>
+      <w:proofErr w:type="gramStart"/>
       <w:r>
         <w:rPr>
           <w:rFonts w:ascii="Times New Roman" w:eastAsia="Courier New" w:hAnsi="Times New Roman" w:cs="Times New Roman"/>
@@ -4834,7 +5005,17 @@
           <w:sz w:val="19"/>
           <w:szCs w:val="19"/>
         </w:rPr>
-        <w:t xml:space="preserve">(state, </w:t>
+        <w:t>(</w:t>
+      </w:r>
+      <w:proofErr w:type="gramEnd"/>
+      <w:r>
+        <w:rPr>
+          <w:rFonts w:ascii="Times New Roman" w:eastAsia="Courier New" w:hAnsi="Times New Roman" w:cs="Times New Roman"/>
+          <w:color w:val="1A1A2E"/>
+          <w:sz w:val="19"/>
+          <w:szCs w:val="19"/>
+        </w:rPr>
+        <w:t xml:space="preserve">state, </w:t>
       </w:r>
       <w:proofErr w:type="spellStart"/>
       <w:r>
@@ -5201,7 +5382,25 @@
           <w:sz w:val="24"/>
           <w:szCs w:val="24"/>
         </w:rPr>
-        <w:t>Each switch has 2 possible values (ON/OFF). For n switches:</w:t>
+        <w:t xml:space="preserve">Each switch has 2 possible values (ON/OFF). </w:t>
+      </w:r>
+      <w:proofErr w:type="gramStart"/>
+      <w:r>
+        <w:rPr>
+          <w:rFonts w:ascii="Times New Roman" w:hAnsi="Times New Roman" w:cs="Times New Roman"/>
+          <w:sz w:val="24"/>
+          <w:szCs w:val="24"/>
+        </w:rPr>
+        <w:t>For n</w:t>
+      </w:r>
+      <w:proofErr w:type="gramEnd"/>
+      <w:r>
+        <w:rPr>
+          <w:rFonts w:ascii="Times New Roman" w:hAnsi="Times New Roman" w:cs="Times New Roman"/>
+          <w:sz w:val="24"/>
+          <w:szCs w:val="24"/>
+        </w:rPr>
+        <w:t xml:space="preserve"> switches:</w:t>
       </w:r>
     </w:p>
     <w:p>
@@ -5274,6 +5473,7 @@
         <w:t xml:space="preserve">Cost per State — </w:t>
       </w:r>
       <w:proofErr w:type="spellStart"/>
+      <w:proofErr w:type="gramStart"/>
       <w:r>
         <w:rPr>
           <w:rFonts w:ascii="Times New Roman" w:hAnsi="Times New Roman" w:cs="Times New Roman"/>
@@ -5295,9 +5495,9 @@
           <w:szCs w:val="24"/>
           <w:u w:val="single"/>
         </w:rPr>
-        <w:t xml:space="preserve">(state, </w:t>
-      </w:r>
-      <w:proofErr w:type="spellStart"/>
+        <w:t>(</w:t>
+      </w:r>
+      <w:proofErr w:type="gramEnd"/>
       <w:r>
         <w:rPr>
           <w:rFonts w:ascii="Times New Roman" w:hAnsi="Times New Roman" w:cs="Times New Roman"/>
@@ -5307,9 +5507,9 @@
           <w:szCs w:val="24"/>
           <w:u w:val="single"/>
         </w:rPr>
-        <w:t>i</w:t>
-      </w:r>
-      <w:proofErr w:type="spellEnd"/>
+        <w:t xml:space="preserve">state, </w:t>
+      </w:r>
+      <w:proofErr w:type="spellStart"/>
       <w:r>
         <w:rPr>
           <w:rFonts w:ascii="Times New Roman" w:hAnsi="Times New Roman" w:cs="Times New Roman"/>
@@ -5319,18 +5519,9 @@
           <w:szCs w:val="24"/>
           <w:u w:val="single"/>
         </w:rPr>
-        <w:t>)</w:t>
-      </w:r>
-    </w:p>
-    <w:p>
-      <w:pPr>
-        <w:spacing w:line="360" w:lineRule="auto"/>
-        <w:rPr>
-          <w:rFonts w:ascii="Times New Roman" w:hAnsi="Times New Roman" w:cs="Times New Roman"/>
-          <w:sz w:val="24"/>
-          <w:szCs w:val="24"/>
-        </w:rPr>
-      </w:pPr>
+        <w:t>i</w:t>
+      </w:r>
+      <w:proofErr w:type="spellEnd"/>
       <w:r>
         <w:rPr>
           <w:rFonts w:ascii="Times New Roman" w:hAnsi="Times New Roman" w:cs="Times New Roman"/>
@@ -5338,16 +5529,37 @@
           <w:bCs/>
           <w:sz w:val="24"/>
           <w:szCs w:val="24"/>
-        </w:rPr>
-        <w:t xml:space="preserve">Constant overhead: </w:t>
-      </w:r>
-      <w:r>
-        <w:rPr>
-          <w:rFonts w:ascii="Times New Roman" w:hAnsi="Times New Roman" w:cs="Times New Roman"/>
-          <w:sz w:val="24"/>
-          <w:szCs w:val="24"/>
-        </w:rPr>
-        <w:t>O(1) per call for boundary checks</w:t>
+          <w:u w:val="single"/>
+        </w:rPr>
+        <w:t>)</w:t>
+      </w:r>
+    </w:p>
+    <w:p>
+      <w:pPr>
+        <w:spacing w:line="360" w:lineRule="auto"/>
+        <w:rPr>
+          <w:rFonts w:ascii="Times New Roman" w:hAnsi="Times New Roman" w:cs="Times New Roman"/>
+          <w:sz w:val="24"/>
+          <w:szCs w:val="24"/>
+        </w:rPr>
+      </w:pPr>
+      <w:proofErr w:type="gramStart"/>
+      <w:r>
+        <w:rPr>
+          <w:rFonts w:ascii="Times New Roman" w:hAnsi="Times New Roman" w:cs="Times New Roman"/>
+          <w:sz w:val="24"/>
+          <w:szCs w:val="24"/>
+        </w:rPr>
+        <w:t>O(</w:t>
+      </w:r>
+      <w:proofErr w:type="gramEnd"/>
+      <w:r>
+        <w:rPr>
+          <w:rFonts w:ascii="Times New Roman" w:hAnsi="Times New Roman" w:cs="Times New Roman"/>
+          <w:sz w:val="24"/>
+          <w:szCs w:val="24"/>
+        </w:rPr>
+        <w:t>1) per call for boundary checks</w:t>
       </w:r>
     </w:p>
     <w:p>
@@ -5412,7 +5624,16 @@
                   <w:sz w:val="24"/>
                   <w:szCs w:val="24"/>
                 </w:rPr>
-                <m:t>k=0</m:t>
+                <m:t>k</m:t>
+              </m:r>
+              <m:r>
+                <w:rPr>
+                  <w:rFonts w:ascii="Cambria Math" w:eastAsia="Cambria Math" w:hAnsi="Cambria Math" w:cs="Times New Roman"/>
+                  <w:color w:val="1F3864"/>
+                  <w:sz w:val="24"/>
+                  <w:szCs w:val="24"/>
+                </w:rPr>
+                <m:t>=0</m:t>
               </m:r>
             </m:sub>
             <m:sup>
@@ -5423,7 +5644,25 @@
                   <w:sz w:val="24"/>
                   <w:szCs w:val="24"/>
                 </w:rPr>
-                <m:t>n-1</m:t>
+                <m:t>n</m:t>
+              </m:r>
+              <m:r>
+                <w:rPr>
+                  <w:rFonts w:ascii="Cambria Math" w:eastAsia="Cambria Math" w:hAnsi="Cambria Math" w:cs="Times New Roman"/>
+                  <w:color w:val="1F3864"/>
+                  <w:sz w:val="24"/>
+                  <w:szCs w:val="24"/>
+                </w:rPr>
+                <m:t>-</m:t>
+              </m:r>
+              <m:r>
+                <w:rPr>
+                  <w:rFonts w:ascii="Cambria Math" w:eastAsia="Cambria Math" w:hAnsi="Cambria Math" w:cs="Times New Roman"/>
+                  <w:color w:val="1F3864"/>
+                  <w:sz w:val="24"/>
+                  <w:szCs w:val="24"/>
+                </w:rPr>
+                <m:t>1</m:t>
               </m:r>
             </m:sup>
             <m:e>
@@ -5445,7 +5684,43 @@
               <w:sz w:val="24"/>
               <w:szCs w:val="24"/>
             </w:rPr>
-            <m:t xml:space="preserve">  =  n - i - 2</m:t>
+            <m:t xml:space="preserve">  =  </m:t>
+          </m:r>
+          <m:r>
+            <w:rPr>
+              <w:rFonts w:ascii="Cambria Math" w:eastAsia="Cambria Math" w:hAnsi="Cambria Math" w:cs="Times New Roman"/>
+              <w:color w:val="1F3864"/>
+              <w:sz w:val="24"/>
+              <w:szCs w:val="24"/>
+            </w:rPr>
+            <m:t>n</m:t>
+          </m:r>
+          <m:r>
+            <w:rPr>
+              <w:rFonts w:ascii="Cambria Math" w:eastAsia="Cambria Math" w:hAnsi="Cambria Math" w:cs="Times New Roman"/>
+              <w:color w:val="1F3864"/>
+              <w:sz w:val="24"/>
+              <w:szCs w:val="24"/>
+            </w:rPr>
+            <m:t xml:space="preserve"> - </m:t>
+          </m:r>
+          <m:r>
+            <w:rPr>
+              <w:rFonts w:ascii="Cambria Math" w:eastAsia="Cambria Math" w:hAnsi="Cambria Math" w:cs="Times New Roman"/>
+              <w:color w:val="1F3864"/>
+              <w:sz w:val="24"/>
+              <w:szCs w:val="24"/>
+            </w:rPr>
+            <m:t>i</m:t>
+          </m:r>
+          <m:r>
+            <w:rPr>
+              <w:rFonts w:ascii="Cambria Math" w:eastAsia="Cambria Math" w:hAnsi="Cambria Math" w:cs="Times New Roman"/>
+              <w:color w:val="1F3864"/>
+              <w:sz w:val="24"/>
+              <w:szCs w:val="24"/>
+            </w:rPr>
+            <m:t xml:space="preserve"> - 2</m:t>
           </m:r>
         </m:oMath>
       </m:oMathPara>
@@ -5483,6 +5758,7 @@
         <w:t xml:space="preserve">Cost per State — </w:t>
       </w:r>
       <w:proofErr w:type="spellStart"/>
+      <w:proofErr w:type="gramStart"/>
       <w:r>
         <w:rPr>
           <w:rFonts w:ascii="Times New Roman" w:hAnsi="Times New Roman" w:cs="Times New Roman"/>
@@ -5502,7 +5778,18 @@
           <w:sz w:val="24"/>
           <w:szCs w:val="24"/>
         </w:rPr>
-        <w:t xml:space="preserve">(state, </w:t>
+        <w:t>(</w:t>
+      </w:r>
+      <w:proofErr w:type="gramEnd"/>
+      <w:r>
+        <w:rPr>
+          <w:rFonts w:ascii="Times New Roman" w:hAnsi="Times New Roman" w:cs="Times New Roman"/>
+          <w:b/>
+          <w:bCs/>
+          <w:sz w:val="24"/>
+          <w:szCs w:val="24"/>
+        </w:rPr>
+        <w:t xml:space="preserve">state, </w:t>
       </w:r>
       <w:proofErr w:type="spellStart"/>
       <w:r>
@@ -5794,7 +6081,19 @@
                   <w:sz w:val="24"/>
                   <w:szCs w:val="24"/>
                 </w:rPr>
-                <m:t>-1</m:t>
+                <m:t>-</m:t>
+              </m:r>
+              <m:r>
+                <m:rPr>
+                  <m:sty m:val="p"/>
+                </m:rPr>
+                <w:rPr>
+                  <w:rFonts w:ascii="Cambria Math" w:eastAsia="Cambria Math" w:hAnsi="Cambria Math" w:cs="Times New Roman"/>
+                  <w:color w:val="1F3864"/>
+                  <w:sz w:val="24"/>
+                  <w:szCs w:val="24"/>
+                </w:rPr>
+                <m:t>1</m:t>
               </m:r>
             </m:sup>
             <m:e>
@@ -5866,7 +6165,19 @@
                           <w:sz w:val="24"/>
                           <w:szCs w:val="24"/>
                         </w:rPr>
-                        <m:t>-2</m:t>
+                        <m:t>-</m:t>
+                      </m:r>
+                      <m:r>
+                        <m:rPr>
+                          <m:sty m:val="p"/>
+                        </m:rPr>
+                        <w:rPr>
+                          <w:rFonts w:ascii="Cambria Math" w:eastAsia="Cambria Math" w:hAnsi="Cambria Math" w:cs="Times New Roman"/>
+                          <w:color w:val="1F3864"/>
+                          <w:sz w:val="24"/>
+                          <w:szCs w:val="24"/>
+                        </w:rPr>
+                        <m:t>2</m:t>
                       </m:r>
                     </m:e>
                   </m:d>
@@ -5964,7 +6275,19 @@
                   <w:sz w:val="24"/>
                   <w:szCs w:val="24"/>
                 </w:rPr>
-                <m:t>-1</m:t>
+                <m:t>-</m:t>
+              </m:r>
+              <m:r>
+                <m:rPr>
+                  <m:sty m:val="p"/>
+                </m:rPr>
+                <w:rPr>
+                  <w:rFonts w:ascii="Cambria Math" w:eastAsia="Cambria Math" w:hAnsi="Cambria Math" w:cs="Times New Roman"/>
+                  <w:color w:val="1F3864"/>
+                  <w:sz w:val="24"/>
+                  <w:szCs w:val="24"/>
+                </w:rPr>
+                <m:t>1</m:t>
               </m:r>
             </m:sup>
             <m:e>
@@ -6020,7 +6343,19 @@
                   <w:sz w:val="24"/>
                   <w:szCs w:val="24"/>
                 </w:rPr>
-                <m:t>-2)</m:t>
+                <m:t>-</m:t>
+              </m:r>
+              <m:r>
+                <m:rPr>
+                  <m:sty m:val="p"/>
+                </m:rPr>
+                <w:rPr>
+                  <w:rFonts w:ascii="Cambria Math" w:eastAsia="Cambria Math" w:hAnsi="Cambria Math" w:cs="Times New Roman"/>
+                  <w:color w:val="1F3864"/>
+                  <w:sz w:val="24"/>
+                  <w:szCs w:val="24"/>
+                </w:rPr>
+                <m:t>2)</m:t>
               </m:r>
             </m:e>
           </m:nary>
@@ -6255,19 +6590,7 @@
               <w:sz w:val="24"/>
               <w:szCs w:val="24"/>
             </w:rPr>
-            <m:t>=</m:t>
-          </m:r>
-          <m:r>
-            <m:rPr>
-              <m:sty m:val="p"/>
-            </m:rPr>
-            <w:rPr>
-              <w:rFonts w:ascii="Cambria Math" w:eastAsia="Cambria Math" w:hAnsi="Cambria Math" w:cs="Times New Roman"/>
-              <w:color w:val="1F3864"/>
-              <w:sz w:val="24"/>
-              <w:szCs w:val="24"/>
-            </w:rPr>
-            <m:t xml:space="preserve"> 2</m:t>
+            <m:t>= 2</m:t>
           </m:r>
           <m:sSup>
             <m:sSupPr>
@@ -9181,7 +9504,47 @@
           <w:sz w:val="24"/>
           <w:szCs w:val="24"/>
         </w:rPr>
-        <w:t>1100...0   (Switch 2 ON, switches 3..n all OFF)</w:t>
+        <w:t>1100...0</w:t>
+      </w:r>
+      <w:proofErr w:type="gramStart"/>
+      <w:r>
+        <w:rPr>
+          <w:rFonts w:ascii="Times New Roman" w:eastAsia="Cambria Math" w:hAnsi="Times New Roman" w:cs="Times New Roman"/>
+          <w:color w:val="1F3864"/>
+          <w:sz w:val="24"/>
+          <w:szCs w:val="24"/>
+        </w:rPr>
+        <w:t xml:space="preserve">   (</w:t>
+      </w:r>
+      <w:proofErr w:type="gramEnd"/>
+      <w:r>
+        <w:rPr>
+          <w:rFonts w:ascii="Times New Roman" w:eastAsia="Cambria Math" w:hAnsi="Times New Roman" w:cs="Times New Roman"/>
+          <w:color w:val="1F3864"/>
+          <w:sz w:val="24"/>
+          <w:szCs w:val="24"/>
+        </w:rPr>
+        <w:t xml:space="preserve">Switch 2 ON, switches </w:t>
+      </w:r>
+      <w:proofErr w:type="gramStart"/>
+      <w:r>
+        <w:rPr>
+          <w:rFonts w:ascii="Times New Roman" w:eastAsia="Cambria Math" w:hAnsi="Times New Roman" w:cs="Times New Roman"/>
+          <w:color w:val="1F3864"/>
+          <w:sz w:val="24"/>
+          <w:szCs w:val="24"/>
+        </w:rPr>
+        <w:t>3..</w:t>
+      </w:r>
+      <w:proofErr w:type="gramEnd"/>
+      <w:r>
+        <w:rPr>
+          <w:rFonts w:ascii="Times New Roman" w:eastAsia="Cambria Math" w:hAnsi="Times New Roman" w:cs="Times New Roman"/>
+          <w:color w:val="1F3864"/>
+          <w:sz w:val="24"/>
+          <w:szCs w:val="24"/>
+        </w:rPr>
+        <w:t>n all OFF)</w:t>
       </w:r>
     </w:p>
     <w:p>
@@ -9298,7 +9661,27 @@
           <w:sz w:val="24"/>
           <w:szCs w:val="24"/>
         </w:rPr>
-        <w:t>1111...1  →  1100...0</w:t>
+        <w:t>1111...</w:t>
+      </w:r>
+      <w:proofErr w:type="gramStart"/>
+      <w:r>
+        <w:rPr>
+          <w:rFonts w:ascii="Times New Roman" w:eastAsia="Cambria Math" w:hAnsi="Times New Roman" w:cs="Times New Roman"/>
+          <w:color w:val="1F3864"/>
+          <w:sz w:val="24"/>
+          <w:szCs w:val="24"/>
+        </w:rPr>
+        <w:t>1  →</w:t>
+      </w:r>
+      <w:proofErr w:type="gramEnd"/>
+      <w:r>
+        <w:rPr>
+          <w:rFonts w:ascii="Times New Roman" w:eastAsia="Cambria Math" w:hAnsi="Times New Roman" w:cs="Times New Roman"/>
+          <w:color w:val="1F3864"/>
+          <w:sz w:val="24"/>
+          <w:szCs w:val="24"/>
+        </w:rPr>
+        <w:t xml:space="preserve">  1100...0</w:t>
       </w:r>
     </w:p>
     <w:p>
@@ -9372,7 +9755,29 @@
           <w:sz w:val="24"/>
           <w:szCs w:val="24"/>
         </w:rPr>
-        <w:t>Toggle switch 1 (now valid since switch 2 is ON and switches 3..n are OFF)</w:t>
+        <w:t xml:space="preserve">Toggle switch 1 (now valid since switch 2 is ON and switches </w:t>
+      </w:r>
+      <w:proofErr w:type="gramStart"/>
+      <w:r>
+        <w:rPr>
+          <w:rFonts w:ascii="Times New Roman" w:hAnsi="Times New Roman" w:cs="Times New Roman"/>
+          <w:b w:val="0"/>
+          <w:bCs w:val="0"/>
+          <w:sz w:val="24"/>
+          <w:szCs w:val="24"/>
+        </w:rPr>
+        <w:t>3..</w:t>
+      </w:r>
+      <w:proofErr w:type="gramEnd"/>
+      <w:r>
+        <w:rPr>
+          <w:rFonts w:ascii="Times New Roman" w:hAnsi="Times New Roman" w:cs="Times New Roman"/>
+          <w:b w:val="0"/>
+          <w:bCs w:val="0"/>
+          <w:sz w:val="24"/>
+          <w:szCs w:val="24"/>
+        </w:rPr>
+        <w:t>n are OFF)</w:t>
       </w:r>
       <w:bookmarkEnd w:id="17"/>
     </w:p>
@@ -9396,7 +9801,27 @@
           <w:sz w:val="24"/>
           <w:szCs w:val="24"/>
         </w:rPr>
-        <w:t>1100...0  →  0100...0</w:t>
+        <w:t>1100...</w:t>
+      </w:r>
+      <w:proofErr w:type="gramStart"/>
+      <w:r>
+        <w:rPr>
+          <w:rFonts w:ascii="Times New Roman" w:eastAsia="Cambria Math" w:hAnsi="Times New Roman" w:cs="Times New Roman"/>
+          <w:color w:val="1F3864"/>
+          <w:sz w:val="24"/>
+          <w:szCs w:val="24"/>
+        </w:rPr>
+        <w:t>0  →</w:t>
+      </w:r>
+      <w:proofErr w:type="gramEnd"/>
+      <w:r>
+        <w:rPr>
+          <w:rFonts w:ascii="Times New Roman" w:eastAsia="Cambria Math" w:hAnsi="Times New Roman" w:cs="Times New Roman"/>
+          <w:color w:val="1F3864"/>
+          <w:sz w:val="24"/>
+          <w:szCs w:val="24"/>
+        </w:rPr>
+        <w:t xml:space="preserve">  0100...0</w:t>
       </w:r>
     </w:p>
     <w:p>
@@ -9486,7 +9911,27 @@
           <w:sz w:val="24"/>
           <w:szCs w:val="24"/>
         </w:rPr>
-        <w:t>0100...0  →  0111...1</w:t>
+        <w:t>0100...</w:t>
+      </w:r>
+      <w:proofErr w:type="gramStart"/>
+      <w:r>
+        <w:rPr>
+          <w:rFonts w:ascii="Times New Roman" w:eastAsia="Cambria Math" w:hAnsi="Times New Roman" w:cs="Times New Roman"/>
+          <w:color w:val="1F3864"/>
+          <w:sz w:val="24"/>
+          <w:szCs w:val="24"/>
+        </w:rPr>
+        <w:t>0  →</w:t>
+      </w:r>
+      <w:proofErr w:type="gramEnd"/>
+      <w:r>
+        <w:rPr>
+          <w:rFonts w:ascii="Times New Roman" w:eastAsia="Cambria Math" w:hAnsi="Times New Roman" w:cs="Times New Roman"/>
+          <w:color w:val="1F3864"/>
+          <w:sz w:val="24"/>
+          <w:szCs w:val="24"/>
+        </w:rPr>
+        <w:t xml:space="preserve">  0111...1</w:t>
       </w:r>
     </w:p>
     <w:p>
@@ -9578,7 +10023,27 @@
           <w:sz w:val="24"/>
           <w:szCs w:val="24"/>
         </w:rPr>
-        <w:t>0 | 111...1  →  0 | 000...0</w:t>
+        <w:t>0 | 111...</w:t>
+      </w:r>
+      <w:proofErr w:type="gramStart"/>
+      <w:r>
+        <w:rPr>
+          <w:rFonts w:ascii="Times New Roman" w:eastAsia="Cambria Math" w:hAnsi="Times New Roman" w:cs="Times New Roman"/>
+          <w:color w:val="1F3864"/>
+          <w:sz w:val="24"/>
+          <w:szCs w:val="24"/>
+        </w:rPr>
+        <w:t>1  →</w:t>
+      </w:r>
+      <w:proofErr w:type="gramEnd"/>
+      <w:r>
+        <w:rPr>
+          <w:rFonts w:ascii="Times New Roman" w:eastAsia="Cambria Math" w:hAnsi="Times New Roman" w:cs="Times New Roman"/>
+          <w:color w:val="1F3864"/>
+          <w:sz w:val="24"/>
+          <w:szCs w:val="24"/>
+        </w:rPr>
+        <w:t xml:space="preserve">  0 | 000...0</w:t>
       </w:r>
     </w:p>
     <w:p>
@@ -9809,7 +10274,27 @@
           <w:sz w:val="19"/>
           <w:szCs w:val="19"/>
         </w:rPr>
-        <w:t>// Input:  n = number of switches (all initially ON = 1)</w:t>
+        <w:t>// Input</w:t>
+      </w:r>
+      <w:proofErr w:type="gramStart"/>
+      <w:r>
+        <w:rPr>
+          <w:rFonts w:ascii="Times New Roman" w:eastAsia="Courier New" w:hAnsi="Times New Roman" w:cs="Times New Roman"/>
+          <w:color w:val="1A1A2E"/>
+          <w:sz w:val="19"/>
+          <w:szCs w:val="19"/>
+        </w:rPr>
+        <w:t>:  n</w:t>
+      </w:r>
+      <w:proofErr w:type="gramEnd"/>
+      <w:r>
+        <w:rPr>
+          <w:rFonts w:ascii="Times New Roman" w:eastAsia="Courier New" w:hAnsi="Times New Roman" w:cs="Times New Roman"/>
+          <w:color w:val="1A1A2E"/>
+          <w:sz w:val="19"/>
+          <w:szCs w:val="19"/>
+        </w:rPr>
+        <w:t xml:space="preserve"> = number of switches (all initially ON = 1)</w:t>
       </w:r>
     </w:p>
     <w:p>
@@ -9971,6 +10456,7 @@
           <w:rFonts w:ascii="Times New Roman" w:hAnsi="Times New Roman" w:cs="Times New Roman"/>
         </w:rPr>
       </w:pPr>
+      <w:proofErr w:type="gramStart"/>
       <w:r>
         <w:rPr>
           <w:rFonts w:ascii="Times New Roman" w:eastAsia="Courier New" w:hAnsi="Times New Roman" w:cs="Times New Roman"/>
@@ -9978,7 +10464,17 @@
           <w:sz w:val="19"/>
           <w:szCs w:val="19"/>
         </w:rPr>
-        <w:t>toggle switch 2        // Turn OFF rightmost</w:t>
+        <w:t>toggle</w:t>
+      </w:r>
+      <w:proofErr w:type="gramEnd"/>
+      <w:r>
+        <w:rPr>
+          <w:rFonts w:ascii="Times New Roman" w:eastAsia="Courier New" w:hAnsi="Times New Roman" w:cs="Times New Roman"/>
+          <w:color w:val="1A1A2E"/>
+          <w:sz w:val="19"/>
+          <w:szCs w:val="19"/>
+        </w:rPr>
+        <w:t xml:space="preserve"> switch 2        // Turn OFF rightmost</w:t>
       </w:r>
     </w:p>
     <w:p>
@@ -10064,7 +10560,27 @@
           <w:sz w:val="19"/>
           <w:szCs w:val="19"/>
         </w:rPr>
-        <w:t>// Step 1: Turn OFF last (n-2) switches  [Cost: M(n-2)]</w:t>
+        <w:t xml:space="preserve">// Step 1: Turn OFF last (n-2) </w:t>
+      </w:r>
+      <w:proofErr w:type="gramStart"/>
+      <w:r>
+        <w:rPr>
+          <w:rFonts w:ascii="Times New Roman" w:eastAsia="Courier New" w:hAnsi="Times New Roman" w:cs="Times New Roman"/>
+          <w:color w:val="1A1A2E"/>
+          <w:sz w:val="19"/>
+          <w:szCs w:val="19"/>
+        </w:rPr>
+        <w:t>switches  [</w:t>
+      </w:r>
+      <w:proofErr w:type="gramEnd"/>
+      <w:r>
+        <w:rPr>
+          <w:rFonts w:ascii="Times New Roman" w:eastAsia="Courier New" w:hAnsi="Times New Roman" w:cs="Times New Roman"/>
+          <w:color w:val="1A1A2E"/>
+          <w:sz w:val="19"/>
+          <w:szCs w:val="19"/>
+        </w:rPr>
+        <w:t>Cost: M(n-2)]</w:t>
       </w:r>
     </w:p>
     <w:p>
@@ -10144,7 +10660,27 @@
           <w:sz w:val="19"/>
           <w:szCs w:val="19"/>
         </w:rPr>
-        <w:t>// Step 2: Toggle switch 1  [Cost: +1]</w:t>
+        <w:t xml:space="preserve">// Step 2: Toggle switch </w:t>
+      </w:r>
+      <w:proofErr w:type="gramStart"/>
+      <w:r>
+        <w:rPr>
+          <w:rFonts w:ascii="Times New Roman" w:eastAsia="Courier New" w:hAnsi="Times New Roman" w:cs="Times New Roman"/>
+          <w:color w:val="1A1A2E"/>
+          <w:sz w:val="19"/>
+          <w:szCs w:val="19"/>
+        </w:rPr>
+        <w:t>1  [</w:t>
+      </w:r>
+      <w:proofErr w:type="gramEnd"/>
+      <w:r>
+        <w:rPr>
+          <w:rFonts w:ascii="Times New Roman" w:eastAsia="Courier New" w:hAnsi="Times New Roman" w:cs="Times New Roman"/>
+          <w:color w:val="1A1A2E"/>
+          <w:sz w:val="19"/>
+          <w:szCs w:val="19"/>
+        </w:rPr>
+        <w:t>Cost: +1]</w:t>
       </w:r>
     </w:p>
     <w:p>
@@ -10227,7 +10763,27 @@
           <w:sz w:val="19"/>
           <w:szCs w:val="19"/>
         </w:rPr>
-        <w:t>// Step 3: Restore last (n-2) switches back to ON  [Cost: +M(n-2)]</w:t>
+        <w:t xml:space="preserve">// Step 3: Restore last (n-2) switches back to </w:t>
+      </w:r>
+      <w:proofErr w:type="gramStart"/>
+      <w:r>
+        <w:rPr>
+          <w:rFonts w:ascii="Times New Roman" w:eastAsia="Courier New" w:hAnsi="Times New Roman" w:cs="Times New Roman"/>
+          <w:color w:val="1A1A2E"/>
+          <w:sz w:val="19"/>
+          <w:szCs w:val="19"/>
+        </w:rPr>
+        <w:t>ON  [</w:t>
+      </w:r>
+      <w:proofErr w:type="gramEnd"/>
+      <w:r>
+        <w:rPr>
+          <w:rFonts w:ascii="Times New Roman" w:eastAsia="Courier New" w:hAnsi="Times New Roman" w:cs="Times New Roman"/>
+          <w:color w:val="1A1A2E"/>
+          <w:sz w:val="19"/>
+          <w:szCs w:val="19"/>
+        </w:rPr>
+        <w:t>Cost: +M(n-2)]</w:t>
       </w:r>
     </w:p>
     <w:p>
@@ -10307,7 +10863,27 @@
           <w:sz w:val="19"/>
           <w:szCs w:val="19"/>
         </w:rPr>
-        <w:t>// Step 4: Solve remaining (n-1) switches recursively  [Cost: +M(n-1)]</w:t>
+        <w:t xml:space="preserve">// Step 4: Solve remaining (n-1) switches </w:t>
+      </w:r>
+      <w:proofErr w:type="gramStart"/>
+      <w:r>
+        <w:rPr>
+          <w:rFonts w:ascii="Times New Roman" w:eastAsia="Courier New" w:hAnsi="Times New Roman" w:cs="Times New Roman"/>
+          <w:color w:val="1A1A2E"/>
+          <w:sz w:val="19"/>
+          <w:szCs w:val="19"/>
+        </w:rPr>
+        <w:t>recursively  [</w:t>
+      </w:r>
+      <w:proofErr w:type="gramEnd"/>
+      <w:r>
+        <w:rPr>
+          <w:rFonts w:ascii="Times New Roman" w:eastAsia="Courier New" w:hAnsi="Times New Roman" w:cs="Times New Roman"/>
+          <w:color w:val="1A1A2E"/>
+          <w:sz w:val="19"/>
+          <w:szCs w:val="19"/>
+        </w:rPr>
+        <w:t>Cost: +M(n-1)]</w:t>
       </w:r>
     </w:p>
     <w:p>
@@ -11551,7 +12127,15 @@
           <w:sz w:val="24"/>
           <w:szCs w:val="24"/>
         </w:rPr>
-        <w:t>The dominant coefficient follows the recurrence of Fibonacci-like growth, leading to:</w:t>
+        <w:t xml:space="preserve">The dominant coefficient </w:t>
+      </w:r>
+      <w:r>
+        <w:rPr>
+          <w:rFonts w:ascii="Times New Roman" w:hAnsi="Times New Roman" w:cs="Times New Roman"/>
+          <w:sz w:val="24"/>
+          <w:szCs w:val="24"/>
+        </w:rPr>
+        <w:t>leads to:</w:t>
       </w:r>
     </w:p>
     <w:p>
@@ -12662,16 +13246,7 @@
               <w:szCs w:val="24"/>
             </w:rPr>
             <w:lastRenderedPageBreak/>
-            <m:t>M(</m:t>
-          </m:r>
-          <m:r>
-            <w:rPr>
-              <w:rFonts w:ascii="Cambria Math" w:eastAsia="Cambria Math" w:hAnsi="Cambria Math" w:cs="Times New Roman"/>
-              <w:color w:val="1F3864"/>
-              <w:sz w:val="24"/>
-              <w:szCs w:val="24"/>
-            </w:rPr>
-            <m:t>n) ≥ 2·M(n-2)</m:t>
+            <m:t>M(n) ≥ 2·M(n-2)</m:t>
           </m:r>
         </m:oMath>
       </m:oMathPara>
@@ -12937,7 +13512,25 @@
           <w:sz w:val="24"/>
           <w:szCs w:val="24"/>
         </w:rPr>
-        <w:t xml:space="preserve"> for this algorithm — the algorithm always follows exactly the same recursive structure regardless of input, since the initial state is always all-ON and the goal is always all-OFF.</w:t>
+        <w:t xml:space="preserve"> for this algorithm — the algorithm always follows </w:t>
+      </w:r>
+      <w:proofErr w:type="gramStart"/>
+      <w:r>
+        <w:rPr>
+          <w:rFonts w:ascii="Times New Roman" w:hAnsi="Times New Roman" w:cs="Times New Roman"/>
+          <w:sz w:val="24"/>
+          <w:szCs w:val="24"/>
+        </w:rPr>
+        <w:t>exactly the same</w:t>
+      </w:r>
+      <w:proofErr w:type="gramEnd"/>
+      <w:r>
+        <w:rPr>
+          <w:rFonts w:ascii="Times New Roman" w:hAnsi="Times New Roman" w:cs="Times New Roman"/>
+          <w:sz w:val="24"/>
+          <w:szCs w:val="24"/>
+        </w:rPr>
+        <w:t xml:space="preserve"> recursive structure regardless of input, since the initial state is always all-ON and the goal is always all-OFF.</w:t>
       </w:r>
     </w:p>
     <w:p>
@@ -13246,8 +13839,16 @@
               <w:rPr>
                 <w:rFonts w:ascii="Times New Roman" w:hAnsi="Times New Roman" w:cs="Times New Roman"/>
               </w:rPr>
-              <w:t>Algorithm 1: Divide &amp; Conquer</w:t>
+              <w:t xml:space="preserve">Algorithm 1: Divide &amp; </w:t>
             </w:r>
+            <w:proofErr w:type="gramStart"/>
+            <w:r>
+              <w:rPr>
+                <w:rFonts w:ascii="Times New Roman" w:hAnsi="Times New Roman" w:cs="Times New Roman"/>
+              </w:rPr>
+              <w:t>Conquer</w:t>
+            </w:r>
+            <w:proofErr w:type="gramEnd"/>
           </w:p>
         </w:tc>
       </w:tr>
@@ -13600,12 +14201,14 @@
                 <w:rFonts w:ascii="Times New Roman" w:hAnsi="Times New Roman" w:cs="Times New Roman"/>
               </w:rPr>
             </w:pPr>
+            <w:proofErr w:type="gramStart"/>
             <w:r>
               <w:rPr>
                 <w:rFonts w:ascii="Times New Roman" w:hAnsi="Times New Roman" w:cs="Times New Roman"/>
               </w:rPr>
               <w:t>O(</w:t>
             </w:r>
+            <w:proofErr w:type="gramEnd"/>
             <w:r>
               <w:rPr>
                 <w:rFonts w:ascii="Times New Roman" w:hAnsi="Times New Roman" w:cs="Times New Roman"/>
